--- a/docs/report.docx
+++ b/docs/report.docx
@@ -29,44 +29,6 @@
           <w:rFonts w:hint="eastAsia"/>
         </w:rPr>
         <w:t xml:space="preserve">工作台：功能调研与可行性研究报告</w:t>
-      </w:r>
-    </w:p>
-    <w:p>
-      <w:pPr>
-        <w:pStyle w:val="Author"/>
-      </w:pPr>
-      <w:r>
-        <w:rPr>
-          <w:rFonts w:hint="eastAsia"/>
-        </w:rPr>
-        <w:t xml:space="preserve">为</w:t>
-      </w:r>
-      <w:r>
-        <w:t xml:space="preserve"> </w:t>
-      </w:r>
-      <w:r>
-        <w:rPr>
-          <w:rFonts w:hint="eastAsia"/>
-        </w:rPr>
-        <w:t xml:space="preserve">明明</w:t>
-      </w:r>
-      <w:r>
-        <w:t xml:space="preserve"> </w:t>
-      </w:r>
-      <w:r>
-        <w:rPr>
-          <w:rFonts w:hint="eastAsia"/>
-        </w:rPr>
-        <w:t xml:space="preserve">准备</w:t>
-      </w:r>
-      <w:r>
-        <w:t xml:space="preserve"> · Grok Bot </w:t>
-      </w:r>
-      <w:r>
-        <w:rPr>
-          <w:rFonts w:hint="eastAsia"/>
-        </w:rPr>
-        <w:t xml:space="preserve">调研</w:t>
       </w:r>
     </w:p>
     <w:p>
